--- a/public/KRISH_PAVULURI_CV.docx
+++ b/public/KRISH_PAVULURI_CV.docx
@@ -44,7 +44,7 @@
         </w:rPr>
         <w:t xml:space="preserve">Montreal, QC  |  438-928-0928  |  </w:t>
       </w:r>
-      <w:hyperlink w:history="1" r:id="rId44koi5tpmor5nckjv5wlz">
+      <w:hyperlink w:history="1" r:id="rId4qua9yncremcyn7ifpmjn">
         <w:r>
           <w:rPr>
             <w:rStyle w:val="Hyperlink"/>
@@ -61,7 +61,7 @@
         </w:rPr>
         <w:t xml:space="preserve">  |  </w:t>
       </w:r>
-      <w:hyperlink w:history="1" r:id="rIdgp_rqwb93feulh6vswusc">
+      <w:hyperlink w:history="1" r:id="rId_glynpuyhnzakujvg75z8">
         <w:r>
           <w:rPr>
             <w:rStyle w:val="Hyperlink"/>
@@ -78,7 +78,7 @@
         </w:rPr>
         <w:t xml:space="preserve">  |  </w:t>
       </w:r>
-      <w:hyperlink w:history="1" r:id="rIdu-kvliuposl3rrh1lnzd2">
+      <w:hyperlink w:history="1" r:id="rId_qkyeuscpcyksglgrw5gh">
         <w:r>
           <w:rPr>
             <w:rStyle w:val="Hyperlink"/>
@@ -272,7 +272,7 @@
           <w:sz w:val="18"/>
           <w:szCs w:val="18"/>
         </w:rPr>
-        <w:t xml:space="preserve">Agentic AI · Multi-Agent Orchestration · MCP · Prompt Engineering · RAG · Embedding Pipelines · Vector Databases · Model Evaluation · OpenAI / LLMs · Ollama · HuggingFace Transformers · Claude Code · GitHub Copilot · LangChain · LangGraph · AutoGen · CrewAI</w:t>
+        <w:t xml:space="preserve">Agentic AI · Multi-Agent Orchestration · MCP · Prompt Engineering · RAG · Embedding Pipelines · Vector Databases · Model Evaluation · OpenAI / LLMs · Ollama · HuggingFace Transformers · Claude Code · GitHub Copilot</w:t>
       </w:r>
     </w:p>
     <w:p>
@@ -293,7 +293,7 @@
           <w:sz w:val="18"/>
           <w:szCs w:val="18"/>
         </w:rPr>
-        <w:t xml:space="preserve">PyTorch · TensorFlow · NLTK · BART · OpenCV · Scikit-Learn · MLOps / Model CI/CD · AI Governance &amp; Compliance</w:t>
+        <w:t xml:space="preserve">PyTorch · TensorFlow · NLTK · BART · OpenCV · MLOps / Model CI/CD · AI Governance &amp; Compliance</w:t>
       </w:r>
     </w:p>
     <w:p>
@@ -314,7 +314,7 @@
           <w:sz w:val="18"/>
           <w:szCs w:val="18"/>
         </w:rPr>
-        <w:t xml:space="preserve">JMeter · k6 · LoadRunner · Locust</w:t>
+        <w:t xml:space="preserve">JMeter · k6 · LoadRunner</w:t>
       </w:r>
     </w:p>
     <w:p>

--- a/public/KRISH_PAVULURI_CV.docx
+++ b/public/KRISH_PAVULURI_CV.docx
@@ -44,7 +44,7 @@
         </w:rPr>
         <w:t xml:space="preserve">Montreal, QC  |  438-928-0928  |  </w:t>
       </w:r>
-      <w:hyperlink w:history="1" r:id="rId4qua9yncremcyn7ifpmjn">
+      <w:hyperlink w:history="1" r:id="rIdjkw19taz6ssfoynci0xg3">
         <w:r>
           <w:rPr>
             <w:rStyle w:val="Hyperlink"/>
@@ -61,7 +61,7 @@
         </w:rPr>
         <w:t xml:space="preserve">  |  </w:t>
       </w:r>
-      <w:hyperlink w:history="1" r:id="rId_glynpuyhnzakujvg75z8">
+      <w:hyperlink w:history="1" r:id="rIdxjk6rzyjv38hu87us-rlg">
         <w:r>
           <w:rPr>
             <w:rStyle w:val="Hyperlink"/>
@@ -78,7 +78,7 @@
         </w:rPr>
         <w:t xml:space="preserve">  |  </w:t>
       </w:r>
-      <w:hyperlink w:history="1" r:id="rId_qkyeuscpcyksglgrw5gh">
+      <w:hyperlink w:history="1" r:id="rIdlrtyuhpqbjkmduv7amnaf">
         <w:r>
           <w:rPr>
             <w:rStyle w:val="Hyperlink"/>

--- a/public/KRISH_PAVULURI_CV.docx
+++ b/public/KRISH_PAVULURI_CV.docx
@@ -44,7 +44,7 @@
         </w:rPr>
         <w:t xml:space="preserve">Montreal, QC  |  438-928-0928  |  </w:t>
       </w:r>
-      <w:hyperlink w:history="1" r:id="rIdjkw19taz6ssfoynci0xg3">
+      <w:hyperlink w:history="1" r:id="rIdgklbnpqh9qfptuajbfk-0">
         <w:r>
           <w:rPr>
             <w:rStyle w:val="Hyperlink"/>
@@ -61,7 +61,7 @@
         </w:rPr>
         <w:t xml:space="preserve">  |  </w:t>
       </w:r>
-      <w:hyperlink w:history="1" r:id="rIdxjk6rzyjv38hu87us-rlg">
+      <w:hyperlink w:history="1" r:id="rIdnj5kw0xjrmpxbatgtl5v7">
         <w:r>
           <w:rPr>
             <w:rStyle w:val="Hyperlink"/>
@@ -78,7 +78,7 @@
         </w:rPr>
         <w:t xml:space="preserve">  |  </w:t>
       </w:r>
-      <w:hyperlink w:history="1" r:id="rIdlrtyuhpqbjkmduv7amnaf">
+      <w:hyperlink w:history="1" r:id="rId4vae9rlnl05l6bfo4cwms">
         <w:r>
           <w:rPr>
             <w:rStyle w:val="Hyperlink"/>
@@ -422,7 +422,7 @@
           <w:sz w:val="18"/>
           <w:szCs w:val="18"/>
         </w:rPr>
-        <w:t xml:space="preserve">Banking automation on Symitar and Backbase using Python/PyTest, TestNG with Java, Playwright with TypeScript, GitHub Actions, and Azure DevOps, with an agentic AI test-generation platform layered on top.</w:t>
+        <w:t xml:space="preserve">Banking automation on Symitar and Backbase across web and mobile using Python/PyTest, TestNG with Java, Playwright with TypeScript, and Appium for iOS/Android, wired into GitHub Actions and Azure DevOps, with an agentic AI test-generation platform layered on top.</w:t>
       </w:r>
     </w:p>
     <w:p>
@@ -491,23 +491,6 @@
           <w:szCs w:val="18"/>
         </w:rPr>
         <w:t xml:space="preserve">Built and maintained Playwright/TypeScript suites for UI and end-to-end banking flows, expanding frontend coverage and surfacing defects earlier in the cycle.</w:t>
-      </w:r>
-    </w:p>
-    <w:p>
-      <w:pPr>
-        <w:pStyle w:val="ListParagraph"/>
-        <w:numPr>
-          <w:ilvl w:val="0"/>
-          <w:numId w:val="1"/>
-        </w:numPr>
-        <w:spacing w:after="50"/>
-      </w:pPr>
-      <w:r>
-        <w:rPr>
-          <w:sz w:val="18"/>
-          <w:szCs w:val="18"/>
-        </w:rPr>
-        <w:t xml:space="preserve">Automated SOAP API validation with SOAP UI and integrated results into Azure DevOps for real-time reporting against user stories.</w:t>
       </w:r>
     </w:p>
     <w:p>
@@ -530,7 +513,7 @@
           <w:sz w:val="16"/>
           <w:szCs w:val="16"/>
         </w:rPr>
-        <w:t xml:space="preserve">Playwright · TypeScript · Python · PyTest · TestNG · Java · Claude Code · Playwright MCP · Ollama · Azure OpenAI · AWS Bedrock · Vertex AI · GitHub Actions · Azure DevOps · SOAP UI</w:t>
+        <w:t xml:space="preserve">Playwright · TypeScript · Appium · Python · PyTest · TestNG · Java · Claude Code · Playwright MCP · Ollama · Azure OpenAI · AWS Bedrock · Vertex AI · GitHub Actions · Azure DevOps · SOAP UI</w:t>
       </w:r>
     </w:p>
     <w:p>

--- a/public/KRISH_PAVULURI_CV.docx
+++ b/public/KRISH_PAVULURI_CV.docx
@@ -44,7 +44,7 @@
         </w:rPr>
         <w:t xml:space="preserve">Montreal, QC  |  438-928-0928  |  </w:t>
       </w:r>
-      <w:hyperlink w:history="1" r:id="rIdgklbnpqh9qfptuajbfk-0">
+      <w:hyperlink w:history="1" r:id="rIdqiungw_nh4um_qrju3-ln">
         <w:r>
           <w:rPr>
             <w:rStyle w:val="Hyperlink"/>
@@ -61,7 +61,7 @@
         </w:rPr>
         <w:t xml:space="preserve">  |  </w:t>
       </w:r>
-      <w:hyperlink w:history="1" r:id="rIdnj5kw0xjrmpxbatgtl5v7">
+      <w:hyperlink w:history="1" r:id="rIdoghskrwo7mlpxof2v1p6x">
         <w:r>
           <w:rPr>
             <w:rStyle w:val="Hyperlink"/>
@@ -78,7 +78,7 @@
         </w:rPr>
         <w:t xml:space="preserve">  |  </w:t>
       </w:r>
-      <w:hyperlink w:history="1" r:id="rId4vae9rlnl05l6bfo4cwms">
+      <w:hyperlink w:history="1" r:id="rId_lnh2jdhb1p8bwoepxeua">
         <w:r>
           <w:rPr>
             <w:rStyle w:val="Hyperlink"/>
@@ -422,7 +422,7 @@
           <w:sz w:val="18"/>
           <w:szCs w:val="18"/>
         </w:rPr>
-        <w:t xml:space="preserve">Banking automation on Symitar and Backbase across web and mobile using Python/PyTest, TestNG with Java, Playwright with TypeScript, and Appium for iOS/Android, wired into GitHub Actions and Azure DevOps, with an agentic AI test-generation platform layered on top.</w:t>
+        <w:t xml:space="preserve">Banking automation on Symitar and Backbase across web, mobile, API, and performance using Python/PyTest, TestNG with Java, Playwright with TypeScript, Appium for iOS/Android, and k6 for load, wired into GitHub Actions and Azure DevOps, with an agentic AI test-generation platform layered on top.</w:t>
       </w:r>
     </w:p>
     <w:p>
@@ -513,7 +513,7 @@
           <w:sz w:val="16"/>
           <w:szCs w:val="16"/>
         </w:rPr>
-        <w:t xml:space="preserve">Playwright · TypeScript · Appium · Python · PyTest · TestNG · Java · Claude Code · Playwright MCP · Ollama · Azure OpenAI · AWS Bedrock · Vertex AI · GitHub Actions · Azure DevOps · SOAP UI</w:t>
+        <w:t xml:space="preserve">Playwright · TypeScript · Appium · k6 · Python · PyTest · TestNG · Java · Claude Code · Playwright MCP · Ollama · Azure OpenAI · AWS Bedrock · Vertex AI · GitHub Actions · Azure DevOps · SOAP UI</w:t>
       </w:r>
     </w:p>
     <w:p>

--- a/public/KRISH_PAVULURI_CV.docx
+++ b/public/KRISH_PAVULURI_CV.docx
@@ -44,7 +44,7 @@
         </w:rPr>
         <w:t xml:space="preserve">Montreal, QC  |  438-928-0928  |  </w:t>
       </w:r>
-      <w:hyperlink w:history="1" r:id="rIdqiungw_nh4um_qrju3-ln">
+      <w:hyperlink w:history="1" r:id="rIdzswnu6y1qarlg00wsrcab">
         <w:r>
           <w:rPr>
             <w:rStyle w:val="Hyperlink"/>
@@ -61,7 +61,7 @@
         </w:rPr>
         <w:t xml:space="preserve">  |  </w:t>
       </w:r>
-      <w:hyperlink w:history="1" r:id="rIdoghskrwo7mlpxof2v1p6x">
+      <w:hyperlink w:history="1" r:id="rId6nvxvdatmnz2ygrucod8k">
         <w:r>
           <w:rPr>
             <w:rStyle w:val="Hyperlink"/>
@@ -78,7 +78,7 @@
         </w:rPr>
         <w:t xml:space="preserve">  |  </w:t>
       </w:r>
-      <w:hyperlink w:history="1" r:id="rId_lnh2jdhb1p8bwoepxeua">
+      <w:hyperlink w:history="1" r:id="rIdxgqj7iojik6xygfernsvx">
         <w:r>
           <w:rPr>
             <w:rStyle w:val="Hyperlink"/>
@@ -335,7 +335,7 @@
           <w:sz w:val="18"/>
           <w:szCs w:val="18"/>
         </w:rPr>
-        <w:t xml:space="preserve">Jenkins · GitHub Actions · GitLab CI · Azure DevOps · Docker · Ansible · Maven · Gradle · CI/CD · AWS · Azure · GCP · Azure OpenAI · AWS Bedrock · Vertex AI</w:t>
+        <w:t xml:space="preserve">Jenkins · GitHub Actions · GitLab CI · Azure DevOps · Docker · Helm · Ansible · Maven · Gradle · CI/CD · AWS · Azure · GCP · Azure OpenAI · AWS Bedrock · Vertex AI</w:t>
       </w:r>
     </w:p>
     <w:p>
